--- a/documents/strategic_direction_and_roadmaps/10_business/20_roadmap_product_qc.docx
+++ b/documents/strategic_direction_and_roadmaps/10_business/20_roadmap_product_qc.docx
@@ -41,7 +41,27 @@
           <w:sz w:val="20"/>
           <w:szCs w:val="20"/>
         </w:rPr>
-        <w:t>Last updated: [2026-08-16]  ·  Owner: [Stephane Barbin, Scot Thomson]  ·  Status: Alpha testing</w:t>
+        <w:t>Last updated: 2026-08-</w:t>
+      </w:r>
+      <w:r>
+        <w:rPr>
+          <w:i/>
+          <w:iCs/>
+          <w:color w:val="666666"/>
+          <w:sz w:val="20"/>
+          <w:szCs w:val="20"/>
+        </w:rPr>
+        <w:t>27</w:t>
+      </w:r>
+      <w:r>
+        <w:rPr>
+          <w:i/>
+          <w:iCs/>
+          <w:color w:val="666666"/>
+          <w:sz w:val="20"/>
+          <w:szCs w:val="20"/>
+        </w:rPr>
+        <w:t xml:space="preserve">  ·  Owner: Stephane Barbin, Scot Thomson  ·  Status: Alpha testing</w:t>
       </w:r>
     </w:p>
     <w:p>
@@ -154,19 +174,6 @@
     <w:p>
       <w:pPr>
         <w:pStyle w:val="Normal"/>
-        <w:spacing w:before="0" w:after="160"/>
-        <w:rPr>
-          <w:rFonts w:ascii="Calibri" w:hAnsi="Calibri"/>
-        </w:rPr>
-      </w:pPr>
-      <w:r>
-        <w:rPr/>
-        <w:t>Active this cycle.</w:t>
-      </w:r>
-    </w:p>
-    <w:p>
-      <w:pPr>
-        <w:pStyle w:val="Normal"/>
         <w:spacing w:before="0" w:after="80"/>
         <w:rPr>
           <w:rFonts w:ascii="Calibri" w:hAnsi="Calibri"/>
@@ -195,7 +202,7 @@
       </w:r>
       <w:r>
         <w:rPr/>
-        <w:t>Finish the QC doc / spec writing (in progress)</w:t>
+        <w:t>Finish the QC doc / spec writing</w:t>
       </w:r>
     </w:p>
     <w:p>
@@ -228,19 +235,6 @@
     <w:p>
       <w:pPr>
         <w:pStyle w:val="Normal"/>
-        <w:spacing w:before="0" w:after="160"/>
-        <w:rPr>
-          <w:rFonts w:ascii="Calibri" w:hAnsi="Calibri"/>
-        </w:rPr>
-      </w:pPr>
-      <w:r>
-        <w:rPr/>
-        <w:t>Queued once "Now" is done.</w:t>
-      </w:r>
-    </w:p>
-    <w:p>
-      <w:pPr>
-        <w:pStyle w:val="Normal"/>
         <w:spacing w:before="0" w:after="80"/>
         <w:rPr>
           <w:rFonts w:ascii="Calibri" w:hAnsi="Calibri"/>
@@ -269,7 +263,7 @@
       </w:r>
       <w:r>
         <w:rPr/>
-        <w:t>Package + finish the website enough to describe the tool and its 50 checks</w:t>
+        <w:t>public beta</w:t>
       </w:r>
     </w:p>
     <w:p>
@@ -302,19 +296,6 @@
     <w:p>
       <w:pPr>
         <w:pStyle w:val="Normal"/>
-        <w:spacing w:before="0" w:after="160"/>
-        <w:rPr>
-          <w:rFonts w:ascii="Calibri" w:hAnsi="Calibri"/>
-        </w:rPr>
-      </w:pPr>
-      <w:r>
-        <w:rPr/>
-        <w:t>On the radar, not detailed yet.</w:t>
-      </w:r>
-    </w:p>
-    <w:p>
-      <w:pPr>
-        <w:pStyle w:val="Normal"/>
         <w:spacing w:before="0" w:after="80"/>
         <w:rPr>
           <w:rFonts w:ascii="Calibri" w:hAnsi="Calibri"/>
@@ -326,41 +307,7 @@
       </w:r>
       <w:r>
         <w:rPr/>
-        <w:t>Pricing / licensing model</w:t>
-      </w:r>
-    </w:p>
-    <w:p>
-      <w:pPr>
-        <w:pStyle w:val="Normal"/>
-        <w:spacing w:before="0" w:after="80"/>
-        <w:rPr>
-          <w:rFonts w:ascii="Calibri" w:hAnsi="Calibri"/>
-        </w:rPr>
-      </w:pPr>
-      <w:r>
-        <w:rPr/>
-        <w:t xml:space="preserve">☐  </w:t>
-      </w:r>
-      <w:r>
-        <w:rPr/>
-        <w:t>Public beta launch?</w:t>
-      </w:r>
-    </w:p>
-    <w:p>
-      <w:pPr>
-        <w:pStyle w:val="Normal"/>
-        <w:spacing w:before="0" w:after="80"/>
-        <w:rPr>
-          <w:rFonts w:ascii="Calibri" w:hAnsi="Calibri"/>
-        </w:rPr>
-      </w:pPr>
-      <w:r>
-        <w:rPr/>
-        <w:t xml:space="preserve">☐  </w:t>
-      </w:r>
-      <w:r>
-        <w:rPr/>
-        <w:t>Marketing push (forums, Blender communities, etc.)</w:t>
+        <w:t>Marketing steps</w:t>
       </w:r>
     </w:p>
     <w:p>
@@ -395,15 +342,19 @@
         <w:pStyle w:val="Normal"/>
         <w:spacing w:before="0" w:after="80"/>
         <w:rPr>
-          <w:rFonts w:ascii="Calibri" w:hAnsi="Calibri"/>
-        </w:rPr>
-      </w:pPr>
-      <w:r>
-        <w:rPr/>
+          <w:strike/>
+        </w:rPr>
+      </w:pPr>
+      <w:r>
+        <w:rPr>
+          <w:strike/>
+        </w:rPr>
         <w:t xml:space="preserve">☐  </w:t>
       </w:r>
       <w:r>
-        <w:rPr/>
+        <w:rPr>
+          <w:strike/>
+        </w:rPr>
         <w:t>Point Cloud objects heaviness behavior problem</w:t>
       </w:r>
     </w:p>
@@ -412,15 +363,19 @@
         <w:pStyle w:val="Normal"/>
         <w:spacing w:before="0" w:after="80"/>
         <w:rPr>
-          <w:rFonts w:ascii="Calibri" w:hAnsi="Calibri"/>
-        </w:rPr>
-      </w:pPr>
-      <w:r>
-        <w:rPr/>
+          <w:strike/>
+        </w:rPr>
+      </w:pPr>
+      <w:r>
+        <w:rPr>
+          <w:strike/>
+        </w:rPr>
         <w:t xml:space="preserve">☐  </w:t>
       </w:r>
       <w:r>
-        <w:rPr/>
+        <w:rPr>
+          <w:strike/>
+        </w:rPr>
         <w:t>Multiple Scenes within .blend file behavior not yet confirmed</w:t>
       </w:r>
     </w:p>
